--- a/DBTUNING/ch26_V뷰인스턴스튜닝1_절차와통계/ch26_V뷰_인스턴스튜닝_절차와통계.docx
+++ b/DBTUNING/ch26_V뷰인스턴스튜닝1_절차와통계/ch26_V뷰_인스턴스튜닝_절차와통계.docx
@@ -13,7 +13,7 @@
           <w:color w:val="365F91"/>
           <w:sz w:val="28"/>
         </w:rPr>
-        <w:t>제13장  V$ 뷰를 이용한 인스턴스 튜닝 ① — 절차와 통계 해석</w:t>
+        <w:t>제ch26  V$ 뷰를 이용한 인스턴스 튜닝 ① — 절차와 통계 해석</w:t>
       </w:r>
     </w:p>
     <w:p>
@@ -23,7 +23,7 @@
           <w:b w:val="0"/>
           <w:sz w:val="21"/>
         </w:rPr>
-        <w:t>이 장은 값비싼 라이선스 도구 없이, 지금 이 순간 데이터베이스에서 벌어지는 일을 V$ 동적 성능 뷰만으로 진단하는 방법을 다룬다. 1장에서 그린 도구 지도에서 V$ 뷰는 모든 도구가 참조하는 원천이자, 라이선스와 무관하게 언제나 볼 수 있는 실시간 창(窓)이었다. AWR·ADDM·ASH가 '어제 그 시간에 무슨 일이 있었나'를 스냅샷으로 재구성한다면, V$ 뷰는 '지금 이 순간 누가 무엇을 하며 무엇을 기다리는가'를 그대로 비춘다. Diagnostics Pack이 없어도 진단은 얼마든지 가능하다 — 이것이 이 장의 첫 번째 메시지다.</w:t>
+        <w:t>이 장은 값비싼 라이선스 도구 없이, 지금 이 순간 데이터베이스에서 벌어지는 일을 V$ 동적 성능 뷰만으로 진단하는 방법을 다룬다. ch15에서 그린 도구 지도에서 V$ 뷰는 모든 도구가 참조하는 원천이자, 라이선스와 무관하게 언제나 볼 수 있는 실시간 창(窓)이었다. AWR·ADDM·ASH가 '어제 그 시간에 무슨 일이 있었나'를 스냅샷으로 재구성한다면, V$ 뷰는 '지금 이 순간 누가 무엇을 하며 무엇을 기다리는가'를 그대로 비춘다. Diagnostics Pack이 없어도 진단은 얼마든지 가능하다 — 이것이 이 장의 첫 번째 메시지다.</w:t>
       </w:r>
     </w:p>
     <w:p>
@@ -43,7 +43,7 @@
           <w:b w:val="0"/>
           <w:sz w:val="21"/>
         </w:rPr>
-        <w:t>세 번째로, 진단에는 순서가 있다. 무작정 통계를 훑는 대신 세션 → 대기 → SQL → 세그먼트라는 경로를 따라 좁혀 들어간다. 지금 활성 세션이 무엇을 기다리는지 보고, 그 세션이 어떤 SQL을 돌리는지 찾고, 그 SQL이 어느 객체를 두드리는지 확인하는 흐름이다. 이 장은 그 절차와 통계 해석을 다루고, 이어지는 14장은 그 경로의 두 번째 칸인 대기 이벤트를 깊이 파고든다.</w:t>
+        <w:t>세 번째로, 진단에는 순서가 있다. 무작정 통계를 훑는 대신 세션 → 대기 → SQL → 세그먼트라는 경로를 따라 좁혀 들어간다. 지금 활성 세션이 무엇을 기다리는지 보고, 그 세션이 어떤 SQL을 돌리는지 찾고, 그 SQL이 어느 객체를 두드리는지 확인하는 흐름이다. 이 장은 그 절차와 통계 해석을 다루고, 이어지는 ch27은 그 경로의 두 번째 칸인 대기 이벤트를 깊이 파고든다.</w:t>
       </w:r>
     </w:p>
     <w:p>
@@ -569,7 +569,7 @@
           <w:b w:val="0"/>
           <w:sz w:val="21"/>
         </w:rPr>
-        <w:t>여기서 곧바로 함정 하나가 드러난다. 두 세션의 대기 이벤트가 SQL*Net message from client이고 대기 클래스가 Idle이다. 이는 서버가 '클라이언트가 다음 명령을 보내기를' 기다리는 유휴 상태로, 병목이 아니다. status='ACTIVE'라도 마지막 대기가 Idle이면 지금 자원을 붙들고 경합 중인 것이 아니다. 초심자는 이 이벤트를 네트워크 병목으로 지목하기 쉽지만, Idle 클래스는 진단에서 걸러 낸다(14장에서 상세). 다만 두 세션 모두 같은 SQL_ID(9vmszgd1ft9x0)를 최근 실행했다는 사실은 다음 칸으로 갈 실마리가 된다.</w:t>
+        <w:t>여기서 곧바로 함정 하나가 드러난다. 두 세션의 대기 이벤트가 SQL*Net message from client이고 대기 클래스가 Idle이다. 이는 서버가 '클라이언트가 다음 명령을 보내기를' 기다리는 유휴 상태로, 병목이 아니다. status='ACTIVE'라도 마지막 대기가 Idle이면 지금 자원을 붙들고 경합 중인 것이 아니다. 초심자는 이 이벤트를 네트워크 병목으로 지목하기 쉽지만, Idle 클래스는 진단에서 걸러 낸다(ch27에서 상세). 다만 두 세션 모두 같은 SQL_ID(9vmszgd1ft9x0)를 최근 실행했다는 사실은 다음 칸으로 갈 실마리가 된다.</w:t>
       </w:r>
     </w:p>
     <w:p>
@@ -721,7 +721,7 @@
                 <w:color w:val="F2F2F2"/>
                 <w:sz w:val="19"/>
               </w:rPr>
-              <w:t>-- 다음에 파고들 병목의 방향(I/O·경합·커밋 등)을 가리킨다(14장).</w:t>
+              <w:t>-- 다음에 파고들 병목의 방향(I/O·경합·커밋 등)을 가리킨다(ch27).</w:t>
             </w:r>
           </w:p>
         </w:tc>
@@ -1042,7 +1042,7 @@
           <w:b w:val="0"/>
           <w:sz w:val="21"/>
         </w:rPr>
-        <w:t>이 한 화면에 이 장의 두 가지 교훈이 모두 들어 있다. 첫째, 1위 9vmszgd1ft9x0은 실행 1,290회에 논리읽기 849만으로 압도적이고, 실행당 6,585 블록이나 읽는다. sql_text에 /*+ full(d) */ 힌트가 보인다 — 인덱스를 두고 강제 풀 스캔을 하니 실행마다 대량의 논리읽기가 발생한다. 이 SQL은 총량으로도 실행당으로도 나쁘다. 진짜 상위 부하다. 둘째, 아래쪽 여섯 줄(2hwj·6jwv·b85c·13yw·fq4s·fxj7)은 sql_text가 모두 'select count(*) from medical_claims where …'로 사실상 같은데 SQL_ID가 제각각이다. 이는 바인드 변수 없이 리터럴 값을 박아 넣어 커서를 공유하지 못하고 매번 하드 파싱된 흔적이다(13.4.4·18장에서 상세).</w:t>
+        <w:t>이 한 화면에 이 장의 두 가지 교훈이 모두 들어 있다. 첫째, 1위 9vmszgd1ft9x0은 실행 1,290회에 논리읽기 849만으로 압도적이고, 실행당 6,585 블록이나 읽는다. sql_text에 /*+ full(d) */ 힌트가 보인다 — 인덱스를 두고 강제 풀 스캔을 하니 실행마다 대량의 논리읽기가 발생한다. 이 SQL은 총량으로도 실행당으로도 나쁘다. 진짜 상위 부하다. 둘째, 아래쪽 여섯 줄(2hwj·6jwv·b85c·13yw·fq4s·fxj7)은 sql_text가 모두 'select count(*) from medical_claims where …'로 사실상 같은데 SQL_ID가 제각각이다. 이는 바인드 변수 없이 리터럴 값을 박아 넣어 커서를 공유하지 못하고 매번 하드 파싱된 흔적이다(13.4.ch18·ch32에서 상세).</w:t>
       </w:r>
     </w:p>
     <w:p>
@@ -2651,7 +2651,7 @@
           <w:b w:val="0"/>
           <w:sz w:val="21"/>
         </w:rPr>
-        <w:t>실측에서 sorts (disk)=0, sorts (memory)=60,198은 정렬이 전부 메모리에서 끝났음을 보여 준다. 만약 disk 정렬이 상당수라면 PGA 작업 영역 부족을 의심하고 19장의 PGA 튜닝으로 넘어간다. 이처럼 추가 통계는 '대기로 안 잡히는 문제'를 잡는 안전망이며, 언제나 델타·비율로 정규화해 읽는다는 원칙은 여기서도 그대로다.</w:t>
+        <w:t>실측에서 sorts (disk)=0, sorts (memory)=60,198은 정렬이 전부 메모리에서 끝났음을 보여 준다. 만약 disk 정렬이 상당수라면 PGA 작업 영역 부족을 의심하고 ch33의 PGA 튜닝으로 넘어간다. 이처럼 추가 통계는 '대기로 안 잡히는 문제'를 잡는 안전망이며, 언제나 델타·비율로 정규화해 읽는다는 원칙은 여기서도 그대로다.</w:t>
       </w:r>
     </w:p>
     <w:p>
@@ -3315,7 +3315,7 @@
           <w:b w:val="0"/>
           <w:sz w:val="21"/>
         </w:rPr>
-        <w:t>여기에 1장에서 경계한 '히트율 신앙'도 같은 부류의 오판임을 덧붙일 수 있다. 버퍼 캐시 히트율이 99%라고 건강하다 단정하는 것은, 실은 나쁜 SQL이 같은 블록을 반복해서 논리읽기하는 바람에 히트율이 '오히려' 오른 상황을 놓치는 것이다. 실측의 9vmsz… 풀 스캔은 physical reads는 적고 session logical reads만 잔뜩 올리므로 히트율을 되레 높인다. 단일 비율 하나로 건강을 판정하려는 유혹은 절대값 오판과 뿌리가 같다 — 맥락 없는 숫자에 의미를 부여하는 것이다.</w:t>
+        <w:t>여기에 ch15에서 경계한 '히트율 신앙'도 같은 부류의 오판임을 덧붙일 수 있다. 버퍼 캐시 히트율이 99%라고 건강하다 단정하는 것은, 실은 나쁜 SQL이 같은 블록을 반복해서 논리읽기하는 바람에 히트율이 '오히려' 오른 상황을 놓치는 것이다. 실측의 9vmsz… 풀 스캔은 physical reads는 적고 session logical reads만 잔뜩 올리므로 히트율을 되레 높인다. 단일 비율 하나로 건강을 판정하려는 유혹은 절대값 오판과 뿌리가 같다 — 맥락 없는 숫자에 의미를 부여하는 것이다.</w:t>
       </w:r>
     </w:p>
     <w:p>

--- a/DBTUNING/ch26_V뷰인스턴스튜닝1_절차와통계/ch26_V뷰_인스턴스튜닝_절차와통계.docx
+++ b/DBTUNING/ch26_V뷰인스턴스튜닝1_절차와통계/ch26_V뷰_인스턴스튜닝_절차와통계.docx
@@ -13,7 +13,7 @@
           <w:color w:val="365F91"/>
           <w:sz w:val="28"/>
         </w:rPr>
-        <w:t>제ch26  V$ 뷰를 이용한 인스턴스 튜닝 ① — 절차와 통계 해석</w:t>
+        <w:t>ch26  V$ 뷰를 이용한 인스턴스 튜닝 ① — 절차와 통계 해석</w:t>
       </w:r>
     </w:p>
     <w:p>

--- a/DBTUNING/ch26_V뷰인스턴스튜닝1_절차와통계/ch26_V뷰_인스턴스튜닝_절차와통계.docx
+++ b/DBTUNING/ch26_V뷰인스턴스튜닝1_절차와통계/ch26_V뷰_인스턴스튜닝_절차와통계.docx
@@ -67,7 +67,7 @@
           <w:color w:val="4F81BD"/>
           <w:sz w:val="26"/>
         </w:rPr>
-        <w:t>13.1  학습 목표</w:t>
+        <w:t>26.1  학습 목표</w:t>
       </w:r>
     </w:p>
     <w:p>
@@ -182,7 +182,7 @@
           <w:color w:val="4F81BD"/>
           <w:sz w:val="26"/>
         </w:rPr>
-        <w:t>13.2  인스턴스 튜닝의 절차 — 무엇을 순서로 하는가</w:t>
+        <w:t>26.2  인스턴스 튜닝의 절차 — 무엇을 순서로 하는가</w:t>
       </w:r>
     </w:p>
     <w:p>
@@ -368,7 +368,7 @@
           <w:color w:val="4F81BD"/>
           <w:sz w:val="26"/>
         </w:rPr>
-        <w:t>13.3  실시간 진단 경로 — 세션 → 대기 → SQL → 세그먼트</w:t>
+        <w:t>26.3  실시간 진단 경로 — 세션 → 대기 → SQL → 세그먼트</w:t>
       </w:r>
     </w:p>
     <w:p>
@@ -1042,7 +1042,7 @@
           <w:b w:val="0"/>
           <w:sz w:val="21"/>
         </w:rPr>
-        <w:t>이 한 화면에 이 장의 두 가지 교훈이 모두 들어 있다. 첫째, 1위 9vmszgd1ft9x0은 실행 1,290회에 논리읽기 849만으로 압도적이고, 실행당 6,585 블록이나 읽는다. sql_text에 /*+ full(d) */ 힌트가 보인다 — 인덱스를 두고 강제 풀 스캔을 하니 실행마다 대량의 논리읽기가 발생한다. 이 SQL은 총량으로도 실행당으로도 나쁘다. 진짜 상위 부하다. 둘째, 아래쪽 여섯 줄(2hwj·6jwv·b85c·13yw·fq4s·fxj7)은 sql_text가 모두 'select count(*) from medical_claims where …'로 사실상 같은데 SQL_ID가 제각각이다. 이는 바인드 변수 없이 리터럴 값을 박아 넣어 커서를 공유하지 못하고 매번 하드 파싱된 흔적이다(13.4.ch18·ch32에서 상세).</w:t>
+        <w:t>이 한 화면에 이 장의 두 가지 교훈이 모두 들어 있다. 첫째, 1위 9vmszgd1ft9x0은 실행 1,290회에 논리읽기 849만으로 압도적이고, 실행당 6,585 블록이나 읽는다. sql_text에 /*+ full(d) */ 힌트가 보인다 — 인덱스를 두고 강제 풀 스캔을 하니 실행마다 대량의 논리읽기가 발생한다. 이 SQL은 총량으로도 실행당으로도 나쁘다. 진짜 상위 부하다. 둘째, 아래쪽 여섯 줄(2hwj·6jwv·b85c·13yw·fq4s·fxj7)은 sql_text가 모두 'select count(*) from medical_claims where …'로 사실상 같은데 SQL_ID가 제각각이다. 이는 바인드 변수 없이 리터럴 값을 박아 넣어 커서를 공유하지 못하고 매번 하드 파싱된 흔적이다(26.4.ch18·ch32에서 상세).</w:t>
       </w:r>
     </w:p>
     <w:p>
@@ -1376,7 +1376,7 @@
           <w:color w:val="4F81BD"/>
           <w:sz w:val="26"/>
         </w:rPr>
-        <w:t>13.4  V$SYSSTAT — 시스템 통계 읽기</w:t>
+        <w:t>26.4  V$SYSSTAT — 시스템 통계 읽기</w:t>
       </w:r>
     </w:p>
     <w:p>
@@ -1396,7 +1396,7 @@
           <w:b w:val="0"/>
           <w:sz w:val="21"/>
         </w:rPr>
-        <w:t>이 절에서는 V$SYSSTAT을 세 걸음으로 읽는 법을 익힌다. 먼저 값이 누적임을 인식하고 델타를 구하고(13.4.1), 어떤 통계를 볼지 고르고(13.4.2), 초·트랜잭션당으로 정규화한 뒤(13.4.3), 파싱 같은 파생 비율을 계산한다(13.4.4). 마지막으로 대기로는 안 잡히는 문제를 추가 통계로 보완한다(13.4.5). 모든 걸음의 밑바탕에는 '절대값이 아니라 변화율'이라는 원칙이 깔려 있다.</w:t>
+        <w:t>이 절에서는 V$SYSSTAT을 세 걸음으로 읽는 법을 익힌다. 먼저 값이 누적임을 인식하고 델타를 구하고(26.4.1), 어떤 통계를 볼지 고르고(26.4.2), 초·트랜잭션당으로 정규화한 뒤(26.4.3), 파싱 같은 파생 비율을 계산한다(26.4.4). 마지막으로 대기로는 안 잡히는 문제를 추가 통계로 보완한다(26.4.5). 모든 걸음의 밑바탕에는 '절대값이 아니라 변화율'이라는 원칙이 깔려 있다.</w:t>
       </w:r>
     </w:p>
     <w:p>
@@ -2369,7 +2369,7 @@
           <w:b w:val="0"/>
           <w:sz w:val="21"/>
         </w:rPr>
-        <w:t>실측을 교차 읽어 보자. physical reads 70,100은 session logical reads 3.56억에 비하면 극히 작다 — 논리읽기의 대부분이 캐시에서 해결됐다는 뜻이다. sorts (disk)가 0이고 sorts (memory)가 60,198이면 정렬이 전부 메모리에서 끝났다는 뜻으로, PGA 정렬 영역이 부족하지 않다는 긍정 신호다. 다만 논리읽기 절대량이 커도, 그것이 좋은 SQL의 정당한 부하인지 나쁜 SQL(예: 강제 풀 스캔)의 낭비인지는 13.3에서 본 SQL 칸과 교차해야 판정된다.</w:t>
+        <w:t>실측을 교차 읽어 보자. physical reads 70,100은 session logical reads 3.56억에 비하면 극히 작다 — 논리읽기의 대부분이 캐시에서 해결됐다는 뜻이다. sorts (disk)가 0이고 sorts (memory)가 60,198이면 정렬이 전부 메모리에서 끝났다는 뜻으로, PGA 정렬 영역이 부족하지 않다는 긍정 신호다. 다만 논리읽기 절대량이 커도, 그것이 좋은 SQL의 정당한 부하인지 나쁜 SQL(예: 강제 풀 스캔)의 낭비인지는 26.3에서 본 SQL 칸과 교차해야 판정된다.</w:t>
       </w:r>
     </w:p>
     <w:p>
@@ -2598,7 +2598,7 @@
           <w:b w:val="0"/>
           <w:sz w:val="21"/>
         </w:rPr>
-        <w:t>60.6%는 심각하게 높은 값이다. 이상적으로는 한 SQL이 세션마다 한 번만 소프트 파싱되고 여러 번 실행되어야 한다. 이 수치의 원인은 13.3.4에서 이미 눈으로 봤다 — sql_text는 같은데 SQL_ID가 다른 여섯 개의 'select count(*) …' 문장이다. 리터럴 값을 박아 커서를 공유하지 못하니 매번 하드 파싱된 것이다. 즉 '절대값 상위 SQL' 화면만 봤다면 놓쳤을 진짜 문제가, 파싱 비율이라는 파생 지표에서 드러난다. 조치는 바인드 변수 사용(또는 CURSOR_SHARING 검토)이다. 하드 파싱률이 초당 100건을 넘으면 공유 풀·라이브러리 캐시 래치 경합을 함께 확인한다.</w:t>
+        <w:t>60.6%는 심각하게 높은 값이다. 이상적으로는 한 SQL이 세션마다 한 번만 소프트 파싱되고 여러 번 실행되어야 한다. 이 수치의 원인은 26.3.4에서 이미 눈으로 봤다 — sql_text는 같은데 SQL_ID가 다른 여섯 개의 'select count(*) …' 문장이다. 리터럴 값을 박아 커서를 공유하지 못하니 매번 하드 파싱된 것이다. 즉 '절대값 상위 SQL' 화면만 봤다면 놓쳤을 진짜 문제가, 파싱 비율이라는 파생 지표에서 드러난다. 조치는 바인드 변수 사용(또는 CURSOR_SHARING 검토)이다. 하드 파싱률이 초당 100건을 넘으면 공유 풀·라이브러리 캐시 래치 경합을 함께 확인한다.</w:t>
       </w:r>
     </w:p>
     <w:p>
@@ -2665,7 +2665,7 @@
           <w:color w:val="4F81BD"/>
           <w:sz w:val="26"/>
         </w:rPr>
-        <w:t>13.5  V$SQL — 상위 부하 SQL 선별</w:t>
+        <w:t>26.5  V$SQL — 상위 부하 SQL 선별</w:t>
       </w:r>
     </w:p>
     <w:p>
@@ -3282,7 +3282,7 @@
           <w:color w:val="4F81BD"/>
           <w:sz w:val="26"/>
         </w:rPr>
-        <w:t>13.6  절대값을 델타·비율로 교정한다 — 이 장의 축</w:t>
+        <w:t>26.6  절대값을 델타·비율로 교정한다 — 이 장의 축</w:t>
       </w:r>
     </w:p>
     <w:p>
@@ -3770,7 +3770,7 @@
           <w:color w:val="4F81BD"/>
           <w:sz w:val="26"/>
         </w:rPr>
-        <w:t>13.7  AWR 없이도 진단은 된다 — V$의 위치</w:t>
+        <w:t>26.7  AWR 없이도 진단은 된다 — V$의 위치</w:t>
       </w:r>
     </w:p>
     <w:p>
@@ -4191,7 +4191,7 @@
           <w:color w:val="4F81BD"/>
           <w:sz w:val="26"/>
         </w:rPr>
-        <w:t>13.8  요약</w:t>
+        <w:t>26.8  요약</w:t>
       </w:r>
     </w:p>
     <w:p>
@@ -4296,7 +4296,7 @@
           <w:color w:val="4F81BD"/>
           <w:sz w:val="26"/>
         </w:rPr>
-        <w:t>13.9  퀴즈</w:t>
+        <w:t>26.9  퀴즈</w:t>
       </w:r>
     </w:p>
     <w:tbl>
@@ -4416,7 +4416,7 @@
           <w:color w:val="4F81BD"/>
           <w:sz w:val="26"/>
         </w:rPr>
-        <w:t>13.10  실습 개요</w:t>
+        <w:t>26.10  실습 개요</w:t>
       </w:r>
     </w:p>
     <w:p>
